--- a/2026-06-25/talk.docx
+++ b/2026-06-25/talk.docx
@@ -136,7 +136,15 @@
       </w:pPr>
       <w:r>
         <w:rPr/>
-        <w:t>Сегодня я расскажу об одном из исследований, которые вошли в корпус книги и заняли в ней место наряду с другими. Уже более 100 лет стиховедение — пограничная дисциплина, пользующаяся наряду с интересом к чисто филологическому материалу количесвенными методами, то есть базирующая свои выводы на основе подсчетов. Эту же традицию я буду продолжать в своем докладе. Однако тут не будет слишком много математики, а все числовые данные будут объяснены с точки зрения гуманитария.</w:t>
+        <w:t>Сегодня я расскажу об одном из исследований, которые вошли в корпус книги и заняли в ней место наряду с другими. Уже более 100 лет стиховедение — пограничная дисциплина, пользующаяся наряду с интересом к чисто филологическому материалу количес</w:t>
+      </w:r>
+      <w:r>
+        <w:rPr/>
+        <w:t>т</w:t>
+      </w:r>
+      <w:r>
+        <w:rPr/>
+        <w:t>венными методами, то есть базирующая свои выводы на основе подсчетов. Эту же традицию я буду продолжать в своем докладе. Однако тут не будет слишком много математики, а все числовые данные будут объяснены с точки зрения гуманитария.</w:t>
       </w:r>
     </w:p>
     <w:p>
@@ -153,6 +161,10 @@
     <w:p>
       <w:pPr>
         <w:pStyle w:val="2"/>
+        <w:numPr>
+          <w:ilvl w:val="1"/>
+          <w:numId w:val="1"/>
+        </w:numPr>
         <w:bidi w:val="0"/>
         <w:jc w:val="left"/>
         <w:rPr/>
@@ -228,7 +240,31 @@
       </w:pPr>
       <w:r>
         <w:rPr/>
-        <w:t>Башкирская поэзия XX века представляет собой в этом отношении уникальный материал. На протяжении десятилетий она развивалась в тесном соседстве с русской литературой, чья силлабо-тоника является одной из самых жёстких и ритмически отчётливых систем в европейском стихосложении. Авторы башкирских стихов читали и переводили Пушкина, Лермонтова, Маяковского, учились в Москве, жили в едином культурном пространстве. Казалось бы, всё это должно было привести если не к полной замене, то по крайней мере к заметной трансформации национальной метрики — к появлению устойчивых ямбов, хореев и анапестов на месте традиционной силлабики.</w:t>
+        <w:t xml:space="preserve">Башкирская поэзия XX века представляет собой в этом отношении </w:t>
+      </w:r>
+      <w:r>
+        <w:rPr/>
+        <w:t>особенный</w:t>
+      </w:r>
+      <w:r>
+        <w:rPr/>
+        <w:t xml:space="preserve"> материал. </w:t>
+      </w:r>
+      <w:r>
+        <w:rPr/>
+        <w:t>Это поэзия силлабическая, но н</w:t>
+      </w:r>
+      <w:r>
+        <w:rPr/>
+        <w:t xml:space="preserve">а протяжении десятилетий она развивалась в тесном соседстве с русской литературой, чья силлабо-тоника является одной из самых жёстких и ритмически отчётливых систем в европейском стихосложении. Авторы башкирских стихов читали и переводили Пушкина, Лермонтова, Маяковского, учились в Москве, жили в едином культурном пространстве </w:t>
+      </w:r>
+      <w:r>
+        <w:rPr/>
+        <w:t>с русскоязычными поэтами</w:t>
+      </w:r>
+      <w:r>
+        <w:rPr/>
+        <w:t>. Казалось бы, всё это должно было привести если не к полной замене, то по крайней мере к заметной трансформации национальной метрики — к появлению устойчивых ямбов, хореев и анапестов на месте традиционной силлабики.</w:t>
       </w:r>
     </w:p>
     <w:p>
@@ -278,7 +314,7 @@
       </w:r>
       <w:r>
         <w:rPr/>
-        <w:t xml:space="preserve"> В центре нашего внимания сегодня будет вопрос, насколько оправданы многочисленные попытки интерпретировать башкирские силлабические строки как силлабо-тонические — и не выдаём ли мы за сознательный метрический выбор то, что на самом деле является лишь статистической случайностью.</w:t>
+        <w:t xml:space="preserve"> В центре нашего внимания сегодня будет вопрос, насколько оправданы многочисленные попытки интерпретировать башкирские силлабические строки как силлабо-тонические.</w:t>
       </w:r>
     </w:p>
     <w:p>
@@ -324,50 +360,94 @@
       </w:r>
       <w:r>
         <w:rPr/>
-        <w:t>Для решения этой задачи мы применили методику фильтрации по метрическому контексту, сопоставили данные для размеров чётной и нечётной длины, а также проанализировали случаи, когда иноязычные вкрапления в текст могли бы спровоцировать переключение стихового кода. Особое внимание будет уделено показательной цитате из «Руслана и Людмилы», которая, попадая в башкирский силлабический стих, не создаёт тонизированной среды, а, напротив, деформируется под давлением матричного размера.</w:t>
-      </w:r>
-    </w:p>
-    <w:p>
-      <w:pPr>
-        <w:pStyle w:val="Normal"/>
-        <w:bidi w:val="0"/>
-        <w:jc w:val="left"/>
-        <w:rPr/>
-      </w:pPr>
-      <w:r>
-        <w:rPr/>
-      </w:r>
-    </w:p>
-    <w:p>
-      <w:pPr>
-        <w:pStyle w:val="Normal"/>
-        <w:bidi w:val="0"/>
-        <w:jc w:val="left"/>
-        <w:rPr/>
-      </w:pPr>
-      <w:r>
-        <w:rPr/>
-        <w:t>Наш основной тезис, который мы постараемся обосновать в ходе доклада, заключается в следующем: силлабо-тонические прочтения башкирского силлабического стиха — это допустимая, но именно случайная интерпретация, не свидетельствующая о системной тонизации и не указывающая на культурную зависимость башкирского стихосложения от русского образца. Самостоятельность башкирской метрики прослеживается не только в настоящем исследовании, но и в более широкой перспективе — от невосприимчивости к западноевропейским формам до маргинального положения тюркского аруза в персидской традиции. Надеюсь, что предлагаемый материал вызовет интерес и позволит по-новому взглянуть на механизмы межкультурного взаимодействия в поэзии.</w:t>
-      </w:r>
-    </w:p>
-    <w:p>
-      <w:pPr>
-        <w:pStyle w:val="Normal"/>
-        <w:bidi w:val="0"/>
-        <w:jc w:val="left"/>
-        <w:rPr/>
-      </w:pPr>
-      <w:r>
-        <w:rPr/>
-      </w:r>
-    </w:p>
-    <w:p>
-      <w:pPr>
-        <w:pStyle w:val="Normal"/>
-        <w:bidi w:val="0"/>
-        <w:jc w:val="left"/>
-        <w:rPr/>
-      </w:pPr>
+        <w:t xml:space="preserve">Для решения этой задачи мы применили методику фильтрации по метрическому контексту, сопоставили данные для размеров чётной и нечётной длины, а также проанализировали случаи, когда иноязычные вкрапления в текст могли бы спровоцировать переключение стихового кода. Особое внимание будет уделено цитате из </w:t>
+      </w:r>
+      <w:r>
+        <w:rPr/>
+        <w:t>русскоязычного стихотворного текста — тому, что с ней происходит, когда она</w:t>
+      </w:r>
+      <w:r>
+        <w:rPr/>
+        <w:t xml:space="preserve"> попада</w:t>
+      </w:r>
+      <w:r>
+        <w:rPr/>
+        <w:t>ет</w:t>
+      </w:r>
+      <w:r>
+        <w:rPr/>
+        <w:t xml:space="preserve"> в башкирский силлабический стих.</w:t>
+      </w:r>
+    </w:p>
+    <w:p>
+      <w:pPr>
+        <w:pStyle w:val="Normal"/>
+        <w:bidi w:val="0"/>
+        <w:jc w:val="left"/>
+        <w:rPr/>
+      </w:pPr>
+      <w:r>
+        <w:rPr/>
+      </w:r>
+    </w:p>
+    <w:p>
+      <w:pPr>
+        <w:pStyle w:val="Normal"/>
+        <w:bidi w:val="0"/>
+        <w:jc w:val="left"/>
+        <w:rPr/>
+      </w:pPr>
+      <w:r>
+        <w:rPr/>
+        <w:t xml:space="preserve">Наш основной тезис, который мы постараемся обосновать в ходе доклада, заключается в следующем: силлабо-тонические прочтения башкирского силлабического стиха — это допустимая, но именно случайная интерпретация, не свидетельствующая о системной тонизации и не указывающая на культурную зависимость башкирского стихосложения от русского образца. Самостоятельность башкирской метрики прослеживается не только в настоящем исследовании, но и в более широкой перспективе — от невосприимчивости к западноевропейским формам </w:t>
+      </w:r>
+      <w:r>
+        <w:rPr/>
+        <w:t>силлабики</w:t>
+      </w:r>
+      <w:r>
+        <w:rPr/>
+        <w:t xml:space="preserve"> до маргинального положения тюркского аруза, </w:t>
+      </w:r>
+      <w:r>
+        <w:rPr/>
+        <w:t>заимствованного</w:t>
+      </w:r>
+      <w:r>
+        <w:rPr/>
+        <w:t xml:space="preserve"> </w:t>
+      </w:r>
+      <w:r>
+        <w:rPr/>
+        <w:t>из</w:t>
+      </w:r>
+      <w:r>
+        <w:rPr/>
+        <w:t xml:space="preserve"> персидской традиции. Надеюсь, что предлагаемый материал вызовет интерес и позволит по-новому взглянуть на механизмы межкультурного взаимодействия в поэзии.</w:t>
+      </w:r>
+    </w:p>
+    <w:p>
+      <w:pPr>
+        <w:pStyle w:val="Normal"/>
+        <w:bidi w:val="0"/>
+        <w:jc w:val="left"/>
+        <w:rPr/>
+      </w:pPr>
+      <w:r>
+        <w:rPr/>
+      </w:r>
+    </w:p>
+    <w:p>
+      <w:pPr>
+        <w:pStyle w:val="Normal"/>
+        <w:bidi w:val="0"/>
+        <w:jc w:val="left"/>
+        <w:rPr/>
+      </w:pPr>
+      <w:r>
+        <w:rPr/>
+        <w:t xml:space="preserve">Что было сделано? Был собран представительный корпус в тысячи стихотворений и сотни тысяч строк на башкирском языке. </w:t>
+      </w:r>
       <w:r>
         <w:rPr/>
         <w:t xml:space="preserve">На первом этапе каждая строка сопоставлялась с различными схемами силлабо-тонических метров. Я приведу простой пример. </w:t>
@@ -397,31 +477,7 @@
       </w:r>
       <w:r>
         <w:rPr/>
-        <w:t>Возьмём строку: «Ол</w:t>
-      </w:r>
-      <w:r>
-        <w:rPr/>
-        <w:t>о</w:t>
-      </w:r>
-      <w:r>
-        <w:rPr/>
-        <w:t xml:space="preserve"> күр</w:t>
-      </w:r>
-      <w:r>
-        <w:rPr/>
-        <w:t>е</w:t>
-      </w:r>
-      <w:r>
-        <w:rPr/>
-        <w:t>п кыуан</w:t>
-      </w:r>
-      <w:r>
-        <w:rPr/>
-        <w:t>а</w:t>
-      </w:r>
-      <w:r>
-        <w:rPr/>
-        <w:t>п». Мы последовательно пытались прочитать её как ямб, как хорей, как дактиль. И каждый раз нас ждала неудача. Ямбу мешала переакцентуация в третьем слове, хорею — в первом и втором, дактилю — в первом.</w:t>
+        <w:t>Возьмём строку: «Оло күреп кыуанап». Мы последовательно пытались прочитать её как ямб, как хорей, как дактиль. И каждый раз нас ждала неудача. Ямбу мешала переакцентуация в третьем слове, хорею — в первом и втором, дактилю — в первом.</w:t>
       </w:r>
     </w:p>
     <w:p>
@@ -484,6 +540,10 @@
     <w:p>
       <w:pPr>
         <w:pStyle w:val="2"/>
+        <w:numPr>
+          <w:ilvl w:val="1"/>
+          <w:numId w:val="1"/>
+        </w:numPr>
         <w:bidi w:val="0"/>
         <w:jc w:val="left"/>
         <w:rPr/>
@@ -612,6 +672,10 @@
     <w:p>
       <w:pPr>
         <w:pStyle w:val="2"/>
+        <w:numPr>
+          <w:ilvl w:val="1"/>
+          <w:numId w:val="1"/>
+        </w:numPr>
         <w:bidi w:val="0"/>
         <w:jc w:val="left"/>
         <w:rPr/>
@@ -710,7 +774,23 @@
       </w:pPr>
       <w:r>
         <w:rPr/>
-        <w:t>Особое место занимает 10-сложник. Для него число контекстно подтверждённых интерпретаций заметно ниже, чем для других чётных размеров — всего 17,78 %. Мы предполагаем, что эта диспропорция вызвана частотным появлением 10-сложников рядом с 9-сложниками в составе узун-кюй. А 9-сложник, как мы уже видели, демонстрирует отталкивание силлабо-тонических интерпретаций, что не даёт сформироваться устойчивому метрическому контексту.</w:t>
+        <w:t xml:space="preserve">Особое место занимает 10-сложник. Для него число контекстно подтверждённых </w:t>
+      </w:r>
+      <w:r>
+        <w:rPr/>
+        <w:t xml:space="preserve">силлабо-тонических </w:t>
+      </w:r>
+      <w:r>
+        <w:rPr/>
+        <w:t xml:space="preserve">интерпретаций заметно ниже, чем для других чётных размеров — всего 17,78 %. Мы предполагаем, что эта диспропорция вызвана частотным появлением 10-сложников рядом с 9-сложниками в составе </w:t>
+      </w:r>
+      <w:r>
+        <w:rPr/>
+        <w:t>стихотворной формы</w:t>
+      </w:r>
+      <w:r>
+        <w:rPr/>
+        <w:t xml:space="preserve"> узун-кюй. А 9-сложник, как мы уже видели, демонстрирует отталкивание силлабо-тонических интерпретаций, что не даёт сформироваться устойчивому метрическому контексту.</w:t>
       </w:r>
     </w:p>
     <w:p>
@@ -752,7 +832,126 @@
           <w:spacing w:val="0"/>
           <w:sz w:val="24"/>
         </w:rPr>
-        <w:t xml:space="preserve">Слайд </w:t>
+        <w:t xml:space="preserve">Слайд 10 </w:t>
+      </w:r>
+      <w:r>
+        <w:rPr/>
+        <w:t xml:space="preserve">Почему так происходит? Ответ лежит в природе башкирского ударения. </w:t>
+      </w:r>
+      <w:r>
+        <w:rPr/>
+        <w:t>О</w:t>
+      </w:r>
+      <w:r>
+        <w:rPr/>
+        <w:t xml:space="preserve">но, </w:t>
+      </w:r>
+      <w:r>
+        <w:rPr/>
+        <w:t>как и во многих других тюркских языках,</w:t>
+      </w:r>
+      <w:r>
+        <w:rPr/>
+        <w:t xml:space="preserve"> падает преимущественно на последний слог слова, а следовательно </w:t>
+      </w:r>
+      <w:r>
+        <w:rPr/>
+        <w:t>э</w:t>
+      </w:r>
+      <w:r>
+        <w:rPr/>
+        <w:t xml:space="preserve">то делает ямб наиболее вероятной интерпретацией для чётных размеров, </w:t>
+      </w:r>
+      <w:r>
+        <w:rPr/>
+        <w:t>которые в основном состоят из слов четной длины, 2 слога, 4 слога</w:t>
+      </w:r>
+      <w:r>
+        <w:rPr/>
+        <w:t>. И действительно, с ростом длины строки процент ямбических прочтений растёт. Для 4-сложников это 40,5 %, для 12-сложников — уже 91,25 %. Чем длиннее строка, тем меньше возможностей для множественной интерпретации, и мы неизбежно «читаем» её так, как дикту</w:t>
+      </w:r>
+      <w:r>
+        <w:rPr/>
+        <w:t>ет длина слов</w:t>
+      </w:r>
+      <w:r>
+        <w:rPr/>
+        <w:t xml:space="preserve">. Но является ли это поэтическим выбором </w:t>
+      </w:r>
+      <w:r>
+        <w:rPr/>
+        <w:t>автора</w:t>
+      </w:r>
+      <w:r>
+        <w:rPr/>
+        <w:t xml:space="preserve"> — или просто </w:t>
+      </w:r>
+      <w:r>
+        <w:rPr/>
+        <w:t>естественным</w:t>
+      </w:r>
+      <w:r>
+        <w:rPr/>
+        <w:t xml:space="preserve"> эффектом просодии? К этому вопросу мы ещё вернёмся.</w:t>
+      </w:r>
+    </w:p>
+    <w:p>
+      <w:pPr>
+        <w:pStyle w:val="Normal"/>
+        <w:bidi w:val="0"/>
+        <w:jc w:val="left"/>
+        <w:rPr/>
+      </w:pPr>
+      <w:r>
+        <w:rPr/>
+      </w:r>
+    </w:p>
+    <w:p>
+      <w:pPr>
+        <w:pStyle w:val="Normal"/>
+        <w:bidi w:val="0"/>
+        <w:jc w:val="left"/>
+        <w:rPr/>
+      </w:pPr>
+      <w:r>
+        <w:rPr/>
+        <w:t xml:space="preserve">С нечётными размерами ситуация сложнее. 5-сложник действительно читается как хорей в 32 % случаев, 7-сложник — почти в 50 %, 11-сложник — в 60 %. Но для 9-сложника хореическая интерпретация обнаруживается лишь в 10,57 %. Здесь важно отметить, что 9-сложник — самый частотный размер в башкирской поэзии, и он же оказывается наиболее </w:t>
+      </w:r>
+      <w:r>
+        <w:rPr/>
+        <w:t>резистентным</w:t>
+      </w:r>
+      <w:r>
+        <w:rPr/>
+        <w:t xml:space="preserve"> к тонизации.</w:t>
+      </w:r>
+    </w:p>
+    <w:p>
+      <w:pPr>
+        <w:pStyle w:val="Normal"/>
+        <w:bidi w:val="0"/>
+        <w:jc w:val="left"/>
+        <w:rPr/>
+      </w:pPr>
+      <w:r>
+        <w:rPr/>
+      </w:r>
+    </w:p>
+    <w:p>
+      <w:pPr>
+        <w:pStyle w:val="Normal"/>
+        <w:bidi w:val="0"/>
+        <w:jc w:val="left"/>
+        <w:rPr/>
+      </w:pPr>
+      <w:r>
+        <w:rPr>
+          <w:caps w:val="false"/>
+          <w:smallCaps w:val="false"/>
+          <w:color w:val="0F1115"/>
+          <w:spacing w:val="0"/>
+        </w:rPr>
+        <w:t>➡️ </w:t>
       </w:r>
       <w:r>
         <w:rPr>
@@ -766,7 +965,66 @@
           <w:spacing w:val="0"/>
           <w:sz w:val="24"/>
         </w:rPr>
-        <w:t>10</w:t>
+        <w:t xml:space="preserve">Слайд 11 </w:t>
+      </w:r>
+      <w:r>
+        <w:rPr/>
+        <w:t>Что касается трёхсложных размеров, то они сильно уступают двусложным. Однако в специфических контекстах они даже доминируют. Например, в 5-сложнике вероятнее увидеть двустопный амфибрахий — 41,35 %, чем трёхстопный хорей. В 7-сложнике заметный результат показывает трёхстопный дактиль — 25,65 %. Но в целом трёхсложные метры — это маргинальный случай.</w:t>
+      </w:r>
+    </w:p>
+    <w:p>
+      <w:pPr>
+        <w:pStyle w:val="Normal"/>
+        <w:bidi w:val="0"/>
+        <w:jc w:val="left"/>
+        <w:rPr/>
+      </w:pPr>
+      <w:r>
+        <w:rPr/>
+      </w:r>
+    </w:p>
+    <w:p>
+      <w:pPr>
+        <w:pStyle w:val="2"/>
+        <w:numPr>
+          <w:ilvl w:val="1"/>
+          <w:numId w:val="1"/>
+        </w:numPr>
+        <w:bidi w:val="0"/>
+        <w:jc w:val="left"/>
+        <w:rPr/>
+      </w:pPr>
+      <w:r>
+        <w:rPr/>
+        <w:t>4. Авторская специфика и стихотворные формы</w:t>
+      </w:r>
+    </w:p>
+    <w:p>
+      <w:pPr>
+        <w:pStyle w:val="Normal"/>
+        <w:bidi w:val="0"/>
+        <w:jc w:val="left"/>
+        <w:rPr/>
+      </w:pPr>
+      <w:r>
+        <w:rPr/>
+      </w:r>
+    </w:p>
+    <w:p>
+      <w:pPr>
+        <w:pStyle w:val="Normal"/>
+        <w:bidi w:val="0"/>
+        <w:jc w:val="left"/>
+        <w:rPr/>
+      </w:pPr>
+      <w:r>
+        <w:rPr>
+          <w:caps w:val="false"/>
+          <w:smallCaps w:val="false"/>
+          <w:color w:val="0F1115"/>
+          <w:spacing w:val="0"/>
+        </w:rPr>
+        <w:t>➡️ </w:t>
       </w:r>
       <w:r>
         <w:rPr>
@@ -780,34 +1038,155 @@
           <w:spacing w:val="0"/>
           <w:sz w:val="24"/>
         </w:rPr>
-        <w:t xml:space="preserve"> </w:t>
-      </w:r>
-      <w:r>
-        <w:rPr/>
-        <w:t>Почему так происходит? Ответ лежит в природе башкирского ударения. Как мы знаем, оно падает преимущественно на последний слог слова, а следовательно — на последний слог строки. Это делает ямб наиболее вероятной интерпретацией для чётных размеров, а хорей — для нечётных. И действительно, с ростом длины строки процент ямбических прочтений растёт. Для 4-сложников это 40,5 %, для 12-сложников — уже 91,25 %. Чем длиннее строка, тем меньше возможностей для множественной интерпретации, и мы неизбежно «читаем» её так, как диктует ударение. Но является ли это поэтическим выбором — или просто автоматическим эффектом просодии? К этому вопросу мы ещё вернёмся.</w:t>
-      </w:r>
-    </w:p>
-    <w:p>
-      <w:pPr>
-        <w:pStyle w:val="Normal"/>
-        <w:bidi w:val="0"/>
-        <w:jc w:val="left"/>
-        <w:rPr/>
-      </w:pPr>
-      <w:r>
-        <w:rPr/>
-      </w:r>
-    </w:p>
-    <w:p>
-      <w:pPr>
-        <w:pStyle w:val="Normal"/>
-        <w:bidi w:val="0"/>
-        <w:jc w:val="left"/>
-        <w:rPr/>
-      </w:pPr>
-      <w:r>
-        <w:rPr/>
-        <w:t>С нечётными размерами ситуация сложнее. 5-сложник действительно читается как хорей в 32 % случаев, 7-сложник — почти в 50 %, 11-сложник — в 60 %. Но для 9-сложника хореическая интерпретация обнаруживается лишь в 10,57 %. Здесь важно отметить, что 9-сложник — самый частотный размер в башкирской поэзии, и он же оказывается наиболее устойчивым к тонизации. И что особенно любопытно — в таких строках последний слог помечается как безударный, что возможно в случае служебных слов или исключений, описанных в грамматиках. Это ещё одно свидетельство того, что тонизированные прочтения — это не правило, а исключение, работающее на особых морфологических условиях.</w:t>
+        <w:t xml:space="preserve">Слайд 12 </w:t>
+      </w:r>
+      <w:r>
+        <w:rPr/>
+        <w:t xml:space="preserve">На следующем этапе мы обратились к распределению тонизированных текстов по авторам и поэтическим формам. Оказалось, что в творчестве одного автора число текстов, которые хотя бы на 75 % можно прочитать как силлабо-тонические, не превышает 15–16 %. Максимальное значение — у </w:t>
+      </w:r>
+      <w:r>
+        <w:rPr/>
+        <w:t>автора</w:t>
+      </w:r>
+      <w:r>
+        <w:rPr/>
+        <w:t xml:space="preserve"> Акйондоз (16,39 %), близкое к нему — у М. Уразаева (15,12 %). У многих известных поэтов этот показатель равен примерно 10 %: В. Гумеров, К. Даян, З. Шаймарданова, Г. Зарипов и другие. В основном это поэты второй половины XX века.</w:t>
+      </w:r>
+    </w:p>
+    <w:p>
+      <w:pPr>
+        <w:pStyle w:val="Normal"/>
+        <w:bidi w:val="0"/>
+        <w:jc w:val="left"/>
+        <w:rPr/>
+      </w:pPr>
+      <w:r>
+        <w:rPr/>
+      </w:r>
+    </w:p>
+    <w:p>
+      <w:pPr>
+        <w:pStyle w:val="Normal"/>
+        <w:bidi w:val="0"/>
+        <w:jc w:val="left"/>
+        <w:rPr/>
+      </w:pPr>
+      <w:r>
+        <w:rPr/>
+        <w:t>С другой стороны, минимальное число таких стихотворений — у авторов с нетипичными свойствами стихосложения. Меньше 1 % «силлабо-тонических» стихотворений у М. Гафури, Ш. Анака, Б. Бикбая, М. Сюндюкле, Б. Валида. За исключением Ш. Анака, это поэты первой половины и середины XX века. У некоторых авторов таких текстов нет вовсе: Р. Сафин, М. Марат, К. Фазлетдинов, К. Бакиров, З. Мансуров, Г. Салям, Р. Гатауллин.</w:t>
+      </w:r>
+    </w:p>
+    <w:p>
+      <w:pPr>
+        <w:pStyle w:val="Normal"/>
+        <w:bidi w:val="0"/>
+        <w:jc w:val="left"/>
+        <w:rPr/>
+      </w:pPr>
+      <w:r>
+        <w:rPr/>
+      </w:r>
+    </w:p>
+    <w:p>
+      <w:pPr>
+        <w:pStyle w:val="Normal"/>
+        <w:bidi w:val="0"/>
+        <w:jc w:val="left"/>
+        <w:rPr/>
+      </w:pPr>
+      <w:r>
+        <w:rPr/>
+        <w:t>Остановлюсь на фигуре Р. Сафина. Он получил музыкальное образование, что должно было бы сделать его особенно чувствительным к ритмической организации стиха. Он учился в Литературном институте в Москве — и, казалось бы, мог больше других подвергнуться инокультурным влияниям. Однако в его творчестве мы не находим следов системной тонизации. Оба этих обстоятельства сосуществуют с фактом его равнодушия к тонизации стиха по русскому типу.</w:t>
+      </w:r>
+    </w:p>
+    <w:p>
+      <w:pPr>
+        <w:pStyle w:val="Normal"/>
+        <w:bidi w:val="0"/>
+        <w:jc w:val="left"/>
+        <w:rPr/>
+      </w:pPr>
+      <w:r>
+        <w:rPr/>
+      </w:r>
+    </w:p>
+    <w:p>
+      <w:pPr>
+        <w:pStyle w:val="Normal"/>
+        <w:bidi w:val="0"/>
+        <w:jc w:val="left"/>
+        <w:rPr/>
+      </w:pPr>
+      <w:r>
+        <w:rPr/>
+        <w:t xml:space="preserve">Примечательно, что даже классический случай — </w:t>
+      </w:r>
+      <w:r>
+        <w:rPr/>
+        <w:t xml:space="preserve">одно из </w:t>
+      </w:r>
+      <w:r>
+        <w:rPr/>
+        <w:t>стихотворени</w:t>
+      </w:r>
+      <w:r>
+        <w:rPr/>
+        <w:t>й</w:t>
+      </w:r>
+      <w:r>
+        <w:rPr/>
+        <w:t xml:space="preserve"> М</w:t>
+      </w:r>
+      <w:r>
+        <w:rPr/>
+        <w:t>устая</w:t>
+      </w:r>
+      <w:r>
+        <w:rPr/>
+        <w:t xml:space="preserve"> Карима </w:t>
+      </w:r>
+      <w:r>
+        <w:rPr/>
+        <w:t>(</w:t>
+      </w:r>
+      <w:r>
+        <w:rPr/>
+        <w:t>«Кышкы юлдан акбуз килә…»</w:t>
+      </w:r>
+      <w:r>
+        <w:rPr/>
+        <w:t>),</w:t>
+      </w:r>
+      <w:r>
+        <w:rPr/>
+        <w:t xml:space="preserve"> написанное изосиллабическим 8-сложником, — интерпретируется как четырёхстопный ямб. Но при переводе на русский язык переводчик использовал пятистопный хорей. То есть даже там, где открывалась возможность силлабо-тонической интерпретации, переводчик не счёл нужным её сохранить.</w:t>
+      </w:r>
+    </w:p>
+    <w:p>
+      <w:pPr>
+        <w:pStyle w:val="Normal"/>
+        <w:bidi w:val="0"/>
+        <w:jc w:val="left"/>
+        <w:rPr/>
+      </w:pPr>
+      <w:r>
+        <w:rPr/>
+      </w:r>
+    </w:p>
+    <w:p>
+      <w:pPr>
+        <w:pStyle w:val="2"/>
+        <w:numPr>
+          <w:ilvl w:val="1"/>
+          <w:numId w:val="1"/>
+        </w:numPr>
+        <w:bidi w:val="0"/>
+        <w:jc w:val="left"/>
+        <w:rPr/>
+      </w:pPr>
+      <w:r>
+        <w:rPr/>
+        <w:t>5. Проблема изосиллабизма и стихотворные формы</w:t>
       </w:r>
     </w:p>
     <w:p>
@@ -849,7 +1228,167 @@
           <w:spacing w:val="0"/>
           <w:sz w:val="24"/>
         </w:rPr>
-        <w:t>Слайд 1</w:t>
+        <w:t xml:space="preserve">Слайд 13 </w:t>
+      </w:r>
+      <w:r>
+        <w:rPr/>
+        <w:t xml:space="preserve">Теперь обратимся к формальному аспекту. В корпусе находится 617 стихотворений, в которых есть не менее одной контекстно подтверждённой </w:t>
+      </w:r>
+      <w:r>
+        <w:rPr/>
+        <w:t>силлабо-тонической</w:t>
+      </w:r>
+      <w:r>
+        <w:rPr/>
+        <w:t xml:space="preserve"> интерпретации. Из них 262 изосиллабические, то есть равносложные. Из этих 262, в свою очередь, 170 написаны 8-сложником. И здесь мы видим яркий пример: приведённое стихотворение Акйондоз «Ләйсәнгә йыр» — целиком 8-сложное, изосиллабическое, и именно эта равносложность создаёт предпосылки для ямбического прочтения.</w:t>
+      </w:r>
+    </w:p>
+    <w:p>
+      <w:pPr>
+        <w:pStyle w:val="Normal"/>
+        <w:bidi w:val="0"/>
+        <w:jc w:val="left"/>
+        <w:rPr/>
+      </w:pPr>
+      <w:r>
+        <w:rPr/>
+      </w:r>
+    </w:p>
+    <w:p>
+      <w:pPr>
+        <w:pStyle w:val="Normal"/>
+        <w:bidi w:val="0"/>
+        <w:jc w:val="left"/>
+        <w:rPr/>
+      </w:pPr>
+      <w:r>
+        <w:rPr/>
+        <w:t xml:space="preserve">Однако важно различать формы узун-кюй </w:t>
+      </w:r>
+      <w:r>
+        <w:rPr/>
+        <w:t>(длинный стих с чередованием 10- и 9-сложных строк)</w:t>
+      </w:r>
+      <w:r>
+        <w:rPr/>
+        <w:t xml:space="preserve"> и кыска-кюй </w:t>
+      </w:r>
+      <w:r>
+        <w:rPr/>
+        <w:t>(короткий стих с чередованием 8- и 7-сложников)</w:t>
+      </w:r>
+      <w:r>
+        <w:rPr/>
+        <w:t xml:space="preserve">. «Ямбических» узун-кюй насчитывается всего 28, а кыска-кюй — 11. То есть длинные </w:t>
+      </w:r>
+      <w:r>
+        <w:rPr/>
+        <w:t>стиховые</w:t>
+      </w:r>
+      <w:r>
+        <w:rPr/>
+        <w:t xml:space="preserve"> формы реже допускают тонизированную интерпретацию, чем короткие.</w:t>
+      </w:r>
+    </w:p>
+    <w:p>
+      <w:pPr>
+        <w:pStyle w:val="Normal"/>
+        <w:bidi w:val="0"/>
+        <w:jc w:val="left"/>
+        <w:rPr/>
+      </w:pPr>
+      <w:r>
+        <w:rPr/>
+      </w:r>
+    </w:p>
+    <w:p>
+      <w:pPr>
+        <w:pStyle w:val="Normal"/>
+        <w:bidi w:val="0"/>
+        <w:jc w:val="left"/>
+        <w:rPr/>
+      </w:pPr>
+      <w:r>
+        <w:rPr/>
+        <w:t>Что касается анапестической интерпретации, то здесь изосиллабическая форма тоже работает лучше. Из 51 текста, интерпретируемых как анапест, 36 удовлетворяют принципу равносложия, и только один относится к узун-кюй. Из них 22 стихотворения написаны 6-сложником, 13 — 9-сложником.</w:t>
+      </w:r>
+    </w:p>
+    <w:p>
+      <w:pPr>
+        <w:pStyle w:val="Normal"/>
+        <w:bidi w:val="0"/>
+        <w:jc w:val="left"/>
+        <w:rPr/>
+      </w:pPr>
+      <w:r>
+        <w:rPr/>
+      </w:r>
+    </w:p>
+    <w:p>
+      <w:pPr>
+        <w:pStyle w:val="Normal"/>
+        <w:bidi w:val="0"/>
+        <w:jc w:val="left"/>
+        <w:rPr/>
+      </w:pPr>
+      <w:r>
+        <w:rPr/>
+        <w:t>Для хореических интерпретаций картина иная. Почти половина (9 из 20) текстов, которые в основном могут быть интерпретированы как хорей, — равносложные. Но четверть (5 из 20) приходятся на кыска-кюй, а узун-кюй в этом списке нет совсем. Это любопытно: в русской метрике именно ритм хорея соответствовал бы быстрому напеву народной плясовой песни, но в башкирской традиции эта связь не прослеживается.</w:t>
+      </w:r>
+    </w:p>
+    <w:p>
+      <w:pPr>
+        <w:pStyle w:val="Normal"/>
+        <w:bidi w:val="0"/>
+        <w:jc w:val="left"/>
+        <w:rPr/>
+      </w:pPr>
+      <w:r>
+        <w:rPr/>
+      </w:r>
+    </w:p>
+    <w:p>
+      <w:pPr>
+        <w:pStyle w:val="2"/>
+        <w:numPr>
+          <w:ilvl w:val="1"/>
+          <w:numId w:val="1"/>
+        </w:numPr>
+        <w:bidi w:val="0"/>
+        <w:jc w:val="left"/>
+        <w:rPr/>
+      </w:pPr>
+      <w:r>
+        <w:rPr/>
+        <w:t>6. Переключение стихового кода: случай Х. Назара</w:t>
+      </w:r>
+    </w:p>
+    <w:p>
+      <w:pPr>
+        <w:pStyle w:val="Normal"/>
+        <w:bidi w:val="0"/>
+        <w:jc w:val="left"/>
+        <w:rPr/>
+      </w:pPr>
+      <w:r>
+        <w:rPr/>
+      </w:r>
+    </w:p>
+    <w:p>
+      <w:pPr>
+        <w:pStyle w:val="Normal"/>
+        <w:bidi w:val="0"/>
+        <w:jc w:val="left"/>
+        <w:rPr/>
+      </w:pPr>
+      <w:r>
+        <w:rPr>
+          <w:caps w:val="false"/>
+          <w:smallCaps w:val="false"/>
+          <w:color w:val="0F1115"/>
+          <w:spacing w:val="0"/>
+        </w:rPr>
+        <w:t>➡️ </w:t>
       </w:r>
       <w:r>
         <w:rPr>
@@ -863,7 +1402,204 @@
           <w:spacing w:val="0"/>
           <w:sz w:val="24"/>
         </w:rPr>
-        <w:t>1</w:t>
+        <w:t xml:space="preserve">Слайд 14 </w:t>
+      </w:r>
+      <w:r>
+        <w:rPr/>
+        <w:t xml:space="preserve">Теперь мы подходим к самому, на мой взгляд, показательному фрагменту нашего исследования — к вопросу о переключении стихового кода. В чувашской поэзии, как показано в работах Владымировой, заимствования иноязычной лексики привели к </w:t>
+      </w:r>
+      <w:r>
+        <w:rPr/>
+        <w:t>актуализации</w:t>
+      </w:r>
+      <w:r>
+        <w:rPr/>
+        <w:t xml:space="preserve"> силового ударения, которое постепенно подчинило себе всю стиховую форму. Силлабика трансформировалась </w:t>
+      </w:r>
+      <w:r>
+        <w:rPr/>
+        <w:t>в силлабо-тонику</w:t>
+      </w:r>
+      <w:r>
+        <w:rPr/>
+        <w:t>. Произошло то, что можно назвать переключением стихового кода.</w:t>
+      </w:r>
+    </w:p>
+    <w:p>
+      <w:pPr>
+        <w:pStyle w:val="Normal"/>
+        <w:bidi w:val="0"/>
+        <w:jc w:val="left"/>
+        <w:rPr/>
+      </w:pPr>
+      <w:r>
+        <w:rPr/>
+      </w:r>
+    </w:p>
+    <w:p>
+      <w:pPr>
+        <w:pStyle w:val="Normal"/>
+        <w:bidi w:val="0"/>
+        <w:jc w:val="left"/>
+        <w:rPr/>
+      </w:pPr>
+      <w:r>
+        <w:rPr/>
+        <w:t>Есть</w:t>
+      </w:r>
+      <w:r>
+        <w:rPr/>
+        <w:t xml:space="preserve"> ли </w:t>
+      </w:r>
+      <w:r>
+        <w:rPr/>
+        <w:t>предпосылки для чего-то</w:t>
+      </w:r>
+      <w:r>
+        <w:rPr/>
+        <w:t xml:space="preserve"> подобно</w:t>
+      </w:r>
+      <w:r>
+        <w:rPr/>
+        <w:t>го</w:t>
+      </w:r>
+      <w:r>
+        <w:rPr/>
+        <w:t xml:space="preserve"> в башкирской поэзии? На первый взгляд, да. В башкирской речи активно используются иноязычные слова. «</w:t>
+      </w:r>
+      <w:r>
+        <w:rPr/>
+        <w:t>Т</w:t>
+      </w:r>
+      <w:r>
+        <w:rPr/>
+        <w:t>рактор», «телевизор». Однако, по всей видимости, их появление в тексте не приводит к переключению стихового кода. Приведённые выше примеры текстов, имеющих силлабо-тоническую интерпретацию, не содержат русизмов. А некоторые фарсизмы, например «дон</w:t>
+      </w:r>
+      <w:r>
+        <w:rPr/>
+        <w:t>ъ</w:t>
+      </w:r>
+      <w:r>
+        <w:rPr/>
+        <w:t>я», достаточно часто встречаются и в других текстах корпуса, где невозможно предложить силлабо-тоническое прочтение.</w:t>
+      </w:r>
+    </w:p>
+    <w:p>
+      <w:pPr>
+        <w:pStyle w:val="Normal"/>
+        <w:bidi w:val="0"/>
+        <w:jc w:val="left"/>
+        <w:rPr/>
+      </w:pPr>
+      <w:r>
+        <w:rPr/>
+      </w:r>
+    </w:p>
+    <w:p>
+      <w:pPr>
+        <w:pStyle w:val="Normal"/>
+        <w:bidi w:val="0"/>
+        <w:jc w:val="left"/>
+        <w:rPr/>
+      </w:pPr>
+      <w:r>
+        <w:rPr/>
+        <w:t xml:space="preserve">Но самый яркий случай — это катрен Х. Назара из стихотворения «Хакимлыҡта». </w:t>
+      </w:r>
+      <w:r>
+        <w:rPr/>
+        <w:t>Он начинается с такой строки</w:t>
+      </w:r>
+      <w:r>
+        <w:rPr/>
+        <w:t>:</w:t>
+      </w:r>
+    </w:p>
+    <w:p>
+      <w:pPr>
+        <w:pStyle w:val="Normal"/>
+        <w:bidi w:val="0"/>
+        <w:jc w:val="left"/>
+        <w:rPr/>
+      </w:pPr>
+      <w:r>
+        <w:rPr/>
+      </w:r>
+    </w:p>
+    <w:p>
+      <w:pPr>
+        <w:pStyle w:val="Normal"/>
+        <w:bidi w:val="0"/>
+        <w:jc w:val="left"/>
+        <w:rPr/>
+      </w:pPr>
+      <w:r>
+        <w:rPr/>
+        <w:t>Там русский дух, Русью пахнет</w:t>
+      </w:r>
+    </w:p>
+    <w:p>
+      <w:pPr>
+        <w:pStyle w:val="Normal"/>
+        <w:bidi w:val="0"/>
+        <w:jc w:val="left"/>
+        <w:rPr/>
+      </w:pPr>
+      <w:r>
+        <w:rPr/>
+        <w:t>Был бар мөхитте баҫа.</w:t>
+      </w:r>
+    </w:p>
+    <w:p>
+      <w:pPr>
+        <w:pStyle w:val="Normal"/>
+        <w:bidi w:val="0"/>
+        <w:jc w:val="left"/>
+        <w:rPr/>
+      </w:pPr>
+      <w:r>
+        <w:rPr/>
+        <w:t>ҫтыртын ҡыҫым һәр саҡта</w:t>
+      </w:r>
+    </w:p>
+    <w:p>
+      <w:pPr>
+        <w:pStyle w:val="Normal"/>
+        <w:bidi w:val="0"/>
+        <w:jc w:val="left"/>
+        <w:rPr/>
+      </w:pPr>
+      <w:r>
+        <w:rPr/>
+        <w:t>Дуҫлыҡ артына боҫа.</w:t>
+      </w:r>
+    </w:p>
+    <w:p>
+      <w:pPr>
+        <w:pStyle w:val="Normal"/>
+        <w:bidi w:val="0"/>
+        <w:jc w:val="left"/>
+        <w:rPr/>
+      </w:pPr>
+      <w:r>
+        <w:rPr/>
+      </w:r>
+    </w:p>
+    <w:p>
+      <w:pPr>
+        <w:pStyle w:val="Normal"/>
+        <w:bidi w:val="0"/>
+        <w:jc w:val="left"/>
+        <w:rPr/>
+      </w:pPr>
+      <w:r>
+        <w:rPr>
+          <w:caps w:val="false"/>
+          <w:smallCaps w:val="false"/>
+          <w:color w:val="0F1115"/>
+          <w:spacing w:val="0"/>
+        </w:rPr>
+        <w:t>➡️ </w:t>
       </w:r>
       <w:r>
         <w:rPr>
@@ -877,11 +1613,34 @@
           <w:spacing w:val="0"/>
           <w:sz w:val="24"/>
         </w:rPr>
-        <w:t xml:space="preserve"> </w:t>
-      </w:r>
-      <w:r>
-        <w:rPr/>
-        <w:t>Что касается трёхсложных размеров, то они сильно уступают двусложным. Однако в специфических контекстах они даже доминируют. Например, в 5-сложнике вероятнее увидеть двустопный амфибрахий — 41,35 %, чем трёхстопный хорей. В 7-сложнике заметный результат показывает трёхстопный дактиль — 25,65 %. Но в целом трёхсложные метры — это маргинальный случай.</w:t>
+        <w:t xml:space="preserve">Слайд 15 </w:t>
+      </w:r>
+      <w:r>
+        <w:rPr/>
+        <w:t>С точки зрения метрики этот катрен построен на правильном чередовании 8- и 7-сложников. При этом первая строка является почти дословной цитатой из «Руслана и Людмилы» Пушкина. Я подчёркиваю: почти дословной — потому что из оригинальной строки «Там русский дух, там Русью пахнет» изъято второе «там». Потому что в своём исходном виде оригинальный текст не умещался в необходимые 8 слогов. Он был изменён в угоду силлабическому размеру.</w:t>
+      </w:r>
+    </w:p>
+    <w:p>
+      <w:pPr>
+        <w:pStyle w:val="Normal"/>
+        <w:bidi w:val="0"/>
+        <w:jc w:val="left"/>
+        <w:rPr/>
+      </w:pPr>
+      <w:r>
+        <w:rPr/>
+      </w:r>
+    </w:p>
+    <w:p>
+      <w:pPr>
+        <w:pStyle w:val="Normal"/>
+        <w:bidi w:val="0"/>
+        <w:jc w:val="left"/>
+        <w:rPr/>
+      </w:pPr>
+      <w:r>
+        <w:rPr/>
+        <w:t>Это принципиальный момент. Не заимствованные части текста подчиняют себе функционирование матричного кода, а наоборот, матричный код деформирует иноязычные вкрапления, подгоняя их под требования своей системы стихосложения. Переключение кода на уровне языка не приводит к переключению кода на уровне стиха.</w:t>
       </w:r>
     </w:p>
     <w:p>
@@ -898,13 +1657,17 @@
     <w:p>
       <w:pPr>
         <w:pStyle w:val="2"/>
-        <w:bidi w:val="0"/>
-        <w:jc w:val="left"/>
-        <w:rPr/>
-      </w:pPr>
-      <w:r>
-        <w:rPr/>
-        <w:t>4. Авторская специфика и стихотворные формы</w:t>
+        <w:numPr>
+          <w:ilvl w:val="1"/>
+          <w:numId w:val="1"/>
+        </w:numPr>
+        <w:bidi w:val="0"/>
+        <w:jc w:val="left"/>
+        <w:rPr/>
+      </w:pPr>
+      <w:r>
+        <w:rPr/>
+        <w:t>7. Выводы и обобщение</w:t>
       </w:r>
     </w:p>
     <w:p>
@@ -946,103 +1709,105 @@
           <w:spacing w:val="0"/>
           <w:sz w:val="24"/>
         </w:rPr>
-        <w:t xml:space="preserve">Слайд 12 </w:t>
-      </w:r>
-      <w:r>
-        <w:rPr/>
-        <w:t>На следующем этапе мы обратились к распределению тонизированных текстов по авторам и поэтическим формам. Оказалось, что в творчестве одного автора число текстов, которые хотя бы на 75 % можно прочитать как силлабо-тонические, не превышает 15–16 %. Максимальное значение — у поэтессы Акйондоз (16,39 %), близкое к нему — у М. Уразаева (15,12 %). У многих известных поэтов этот показатель равен примерно 10 %: В. Гумеров, К. Даян, З. Шаймарданова, Г. Зарипов и другие. В основном это поэты второй половины XX века.</w:t>
-      </w:r>
-    </w:p>
-    <w:p>
-      <w:pPr>
-        <w:pStyle w:val="Normal"/>
-        <w:bidi w:val="0"/>
-        <w:jc w:val="left"/>
-        <w:rPr/>
-      </w:pPr>
-      <w:r>
-        <w:rPr/>
-      </w:r>
-    </w:p>
-    <w:p>
-      <w:pPr>
-        <w:pStyle w:val="Normal"/>
-        <w:bidi w:val="0"/>
-        <w:jc w:val="left"/>
-        <w:rPr/>
-      </w:pPr>
-      <w:r>
-        <w:rPr/>
-        <w:t>С другой стороны, минимальное число таких стихотворений — у авторов с нетипичными свойствами стихосложения. Меньше 1 % «силлабо-тонических» стихотворений у М. Гафури, Ш. Анака, Б. Бикбая, М. Сюндюкле, Б. Валида. За исключением Ш. Анака, это поэты первой половины и середины XX века. У некоторых авторов таких текстов нет вовсе: Р. Сафин, М. Марат, К. Фазлетдинов, К. Бакиров, З. Мансуров, Г. Салям, Р. Гатауллин.</w:t>
-      </w:r>
-    </w:p>
-    <w:p>
-      <w:pPr>
-        <w:pStyle w:val="Normal"/>
-        <w:bidi w:val="0"/>
-        <w:jc w:val="left"/>
-        <w:rPr/>
-      </w:pPr>
-      <w:r>
-        <w:rPr/>
-      </w:r>
-    </w:p>
-    <w:p>
-      <w:pPr>
-        <w:pStyle w:val="Normal"/>
-        <w:bidi w:val="0"/>
-        <w:jc w:val="left"/>
-        <w:rPr/>
-      </w:pPr>
-      <w:r>
-        <w:rPr/>
-        <w:t>Остановлюсь на фигуре Р. Сафина. Он получил музыкальное образование, что должно было бы сделать его особенно чувствительным к ритмической организации стиха. Он учился в Литературном институте в Москве — и, казалось бы, мог больше других подвергнуться инокультурным влияниям. Однако в его творчестве мы не находим следов системной тонизации. Оба этих обстоятельства сосуществуют с фактом его равнодушия к тонизации стиха по русскому типу.</w:t>
-      </w:r>
-    </w:p>
-    <w:p>
-      <w:pPr>
-        <w:pStyle w:val="Normal"/>
-        <w:bidi w:val="0"/>
-        <w:jc w:val="left"/>
-        <w:rPr/>
-      </w:pPr>
-      <w:r>
-        <w:rPr/>
-      </w:r>
-    </w:p>
-    <w:p>
-      <w:pPr>
-        <w:pStyle w:val="Normal"/>
-        <w:bidi w:val="0"/>
-        <w:jc w:val="left"/>
-        <w:rPr/>
-      </w:pPr>
-      <w:r>
-        <w:rPr/>
-        <w:t>Примечательно, что даже классический случай — стихотворение М. Карима «Кышкы юлдан акбуз килә…», написанное изосиллабическим 8-сложником, — интерпретируется как четырёхстопный ямб. Но при переводе на русский язык переводчик использовал пятистопный хорей. То есть даже там, где открывалась возможность силлабо-тонической интерпретации, переводчик не счёл нужным её сохранить.</w:t>
-      </w:r>
-    </w:p>
-    <w:p>
-      <w:pPr>
-        <w:pStyle w:val="Normal"/>
-        <w:bidi w:val="0"/>
-        <w:jc w:val="left"/>
-        <w:rPr/>
-      </w:pPr>
-      <w:r>
-        <w:rPr/>
-      </w:r>
-    </w:p>
-    <w:p>
-      <w:pPr>
-        <w:pStyle w:val="2"/>
-        <w:bidi w:val="0"/>
-        <w:jc w:val="left"/>
-        <w:rPr/>
-      </w:pPr>
-      <w:r>
-        <w:rPr/>
-        <w:t>5. Проблема изосиллабизма и стихотворные формы</w:t>
+        <w:t xml:space="preserve">Слайд 16 </w:t>
+      </w:r>
+      <w:r>
+        <w:rPr/>
+        <w:t>Коллеги, позвольте мне подвести итог. Башкирский стих оказывается нечувствителен к инокультурному или иносистемному воздействию. По совокупности собранных сведений мы склонны считать тонизированные прочтения силлабических строк допустимой случайностью.</w:t>
+      </w:r>
+    </w:p>
+    <w:p>
+      <w:pPr>
+        <w:pStyle w:val="Normal"/>
+        <w:bidi w:val="0"/>
+        <w:jc w:val="left"/>
+        <w:rPr/>
+      </w:pPr>
+      <w:r>
+        <w:rPr/>
+      </w:r>
+    </w:p>
+    <w:p>
+      <w:pPr>
+        <w:pStyle w:val="Normal"/>
+        <w:bidi w:val="0"/>
+        <w:jc w:val="left"/>
+        <w:rPr/>
+      </w:pPr>
+      <w:r>
+        <w:rPr/>
+        <w:t xml:space="preserve">Такие случайности уже отмечались на заре тюркского стиховедения. Ещё </w:t>
+      </w:r>
+      <w:r>
+        <w:rPr/>
+        <w:t>филолог начала XX века</w:t>
+      </w:r>
+      <w:r>
+        <w:rPr/>
+        <w:t xml:space="preserve"> Ф. Е. Корш писал: «Без сомнения случайно является 4-стопный ямб в таранической песне». Наши данные полностью подтверждают это наблюдение, но уже на материале башкирской поэзии.</w:t>
+      </w:r>
+    </w:p>
+    <w:p>
+      <w:pPr>
+        <w:pStyle w:val="Normal"/>
+        <w:bidi w:val="0"/>
+        <w:jc w:val="left"/>
+        <w:rPr/>
+      </w:pPr>
+      <w:r>
+        <w:rPr/>
+      </w:r>
+    </w:p>
+    <w:p>
+      <w:pPr>
+        <w:pStyle w:val="Normal"/>
+        <w:bidi w:val="0"/>
+        <w:jc w:val="left"/>
+        <w:rPr/>
+      </w:pPr>
+      <w:r>
+        <w:rPr/>
+        <w:t>Формы узун-кюй и кыска-кюй, как это очевидно из приведённых подсчётов, являются вполне самостоятельными метрическими образованиями и не опираются на культурный авторитет русской литературы. Собственно, такая обособленность башкирского стихосложения от прочих традиций прослежива</w:t>
+      </w:r>
+      <w:r>
+        <w:rPr/>
+        <w:t xml:space="preserve">ется </w:t>
+      </w:r>
+      <w:r>
+        <w:rPr/>
+        <w:t xml:space="preserve">и </w:t>
+      </w:r>
+      <w:r>
+        <w:rPr/>
+        <w:t>на других уровнях</w:t>
+      </w:r>
+      <w:r>
+        <w:rPr/>
+        <w:t xml:space="preserve">. </w:t>
+      </w:r>
+      <w:r>
+        <w:rPr/>
+        <w:t>Т</w:t>
+      </w:r>
+      <w:r>
+        <w:rPr/>
+        <w:t xml:space="preserve">юркский аруз строится на маргинальных для персидского аруза размерах. </w:t>
+      </w:r>
+      <w:r>
+        <w:rPr/>
+        <w:t>Б</w:t>
+      </w:r>
+      <w:r>
+        <w:rPr/>
+        <w:t>ашкирской силлабик</w:t>
+      </w:r>
+      <w:r>
+        <w:rPr/>
+        <w:t>а не восприимчива</w:t>
+      </w:r>
+      <w:r>
+        <w:rPr/>
+        <w:t xml:space="preserve"> к распространённым формам западноевропейской силлабики. В этом же ряду находится и самодостаточность башкирского стиха в условиях сосуществования с русской силлабо-тоникой.</w:t>
       </w:r>
     </w:p>
     <w:p>
@@ -1084,103 +1849,19 @@
           <w:spacing w:val="0"/>
           <w:sz w:val="24"/>
         </w:rPr>
-        <w:t xml:space="preserve">Слайд 13 </w:t>
-      </w:r>
-      <w:r>
-        <w:rPr/>
-        <w:t>Теперь обратимся к формальному аспекту. В корпусе находится 617 стихотворений, в которых есть не менее одной контекстно подтверждённой интерпретации. Из них 262 изосиллабические, то есть равносложные. Из этих 262, в свою очередь, 170 написаны 8-сложником. И здесь мы видим яркий пример: приведённое стихотворение Акйондоз «Ләйсәнгә йыр» — целиком 8-сложное, изосиллабическое, и именно эта равносложность создаёт предпосылки для ямбического прочтения.</w:t>
-      </w:r>
-    </w:p>
-    <w:p>
-      <w:pPr>
-        <w:pStyle w:val="Normal"/>
-        <w:bidi w:val="0"/>
-        <w:jc w:val="left"/>
-        <w:rPr/>
-      </w:pPr>
-      <w:r>
-        <w:rPr/>
-      </w:r>
-    </w:p>
-    <w:p>
-      <w:pPr>
-        <w:pStyle w:val="Normal"/>
-        <w:bidi w:val="0"/>
-        <w:jc w:val="left"/>
-        <w:rPr/>
-      </w:pPr>
-      <w:r>
-        <w:rPr/>
-        <w:t>Однако важно различать формы узун-кюй и кыска-кюй. «Ямбических» узун-кюй насчитывается всего 28, а кыска-кюй — 11. То есть длинные песенные формы реже допускают тонизированную интерпретацию, чем короткие.</w:t>
-      </w:r>
-    </w:p>
-    <w:p>
-      <w:pPr>
-        <w:pStyle w:val="Normal"/>
-        <w:bidi w:val="0"/>
-        <w:jc w:val="left"/>
-        <w:rPr/>
-      </w:pPr>
-      <w:r>
-        <w:rPr/>
-      </w:r>
-    </w:p>
-    <w:p>
-      <w:pPr>
-        <w:pStyle w:val="Normal"/>
-        <w:bidi w:val="0"/>
-        <w:jc w:val="left"/>
-        <w:rPr/>
-      </w:pPr>
-      <w:r>
-        <w:rPr/>
-        <w:t>Что касается анапестической интерпретации, то здесь изосиллабическая форма тоже работает лучше. Из 51 текста, интерпретируемых как анапест, 36 удовлетворяют принципу равносложия, и только один относится к узун-кюй. Из них 22 стихотворения написаны 6-сложником, 13 — 9-сложником.</w:t>
-      </w:r>
-    </w:p>
-    <w:p>
-      <w:pPr>
-        <w:pStyle w:val="Normal"/>
-        <w:bidi w:val="0"/>
-        <w:jc w:val="left"/>
-        <w:rPr/>
-      </w:pPr>
-      <w:r>
-        <w:rPr/>
-      </w:r>
-    </w:p>
-    <w:p>
-      <w:pPr>
-        <w:pStyle w:val="Normal"/>
-        <w:bidi w:val="0"/>
-        <w:jc w:val="left"/>
-        <w:rPr/>
-      </w:pPr>
-      <w:r>
-        <w:rPr/>
-        <w:t>Для хореических интерпретаций картина иная. Почти половина (9 из 20) текстов, которые в основном могут быть интерпретированы как хорей, — равносложные. Но четверть (5 из 20) приходятся на кыска-кюй, а узун-кюй в этом списке нет совсем. Это любопытно: в русской метрике именно ритм хорея соответствовал бы быстрому напеву народной плясовой песни, но в башкирской традиции эта связь не прослеживается.</w:t>
-      </w:r>
-    </w:p>
-    <w:p>
-      <w:pPr>
-        <w:pStyle w:val="Normal"/>
-        <w:bidi w:val="0"/>
-        <w:jc w:val="left"/>
-        <w:rPr/>
-      </w:pPr>
-      <w:r>
-        <w:rPr/>
-      </w:r>
-    </w:p>
-    <w:p>
-      <w:pPr>
-        <w:pStyle w:val="2"/>
-        <w:bidi w:val="0"/>
-        <w:jc w:val="left"/>
-        <w:rPr/>
-      </w:pPr>
-      <w:r>
-        <w:rPr/>
-        <w:t>6. Переключение стихового кода: случай Х. Назара</w:t>
+        <w:t xml:space="preserve">Слайд 17 </w:t>
+      </w:r>
+      <w:r>
+        <w:rPr/>
+        <w:t xml:space="preserve">Таким образом, мы можем констатировать: башкирская метрика демонстрирует удивительную устойчивость к внешним влияниям. Даже в условиях длительного двуязычия, массовых переводов, литературной учёбы в Москве, чтения русской классики в оригинале — системной тонизации не произошло. </w:t>
+      </w:r>
+      <w:r>
+        <w:rPr/>
+        <w:t>Силлабо-тоническая интерпретация башкирского стиха</w:t>
+      </w:r>
+      <w:r>
+        <w:rPr/>
+        <w:t xml:space="preserve"> — это не заимствование, а статистическая случайность, обусловленная просодическими особенностями самого башкирского языка.</w:t>
       </w:r>
     </w:p>
     <w:p>
@@ -1222,420 +1903,7 @@
           <w:spacing w:val="0"/>
           <w:sz w:val="24"/>
         </w:rPr>
-        <w:t xml:space="preserve">Слайд 14 </w:t>
-      </w:r>
-      <w:r>
-        <w:rPr/>
-        <w:t>Теперь мы подходим к самому, на мой взгляд, показательному фрагменту нашего исследования — к вопросу о переключении стихового кода. В чувашской поэзии, как показано в работах Владымировой, заимствования иноязычной лексики привели к появлению силового ударения, которое постепенно подчинило себе всю стиховую форму. Силлабика там трансформировалась под влиянием русской тоники. Произошло то, что можно назвать переключением стихового кода.</w:t>
-      </w:r>
-    </w:p>
-    <w:p>
-      <w:pPr>
-        <w:pStyle w:val="Normal"/>
-        <w:bidi w:val="0"/>
-        <w:jc w:val="left"/>
-        <w:rPr/>
-      </w:pPr>
-      <w:r>
-        <w:rPr/>
-      </w:r>
-    </w:p>
-    <w:p>
-      <w:pPr>
-        <w:pStyle w:val="Normal"/>
-        <w:bidi w:val="0"/>
-        <w:jc w:val="left"/>
-        <w:rPr/>
-      </w:pPr>
-      <w:r>
-        <w:rPr/>
-        <w:t>Происходит ли нечто подобное в башкирской поэзии? На первый взгляд, да. В башкирской речи активно используются иноязычные слова. Например, у Г. Юнусовой мы читаем «Яҙғы баҫыузан трактор» — трактор, у К. Фазлетдинова — «Телевизор ҡарамащин» — телевизор. Однако, по всей видимости, их появление в тексте не приводит к переключению стихового кода. Приведённые выше примеры текстов, имеющих силлабо-тоническую интерпретацию, не содержат русизмов. А некоторые фарсизмы, например донья, достаточно часто встречаются и в других текстах корпуса, где невозможно предложить силлабо-тоническое прочтение.</w:t>
-      </w:r>
-    </w:p>
-    <w:p>
-      <w:pPr>
-        <w:pStyle w:val="Normal"/>
-        <w:bidi w:val="0"/>
-        <w:jc w:val="left"/>
-        <w:rPr/>
-      </w:pPr>
-      <w:r>
-        <w:rPr/>
-      </w:r>
-    </w:p>
-    <w:p>
-      <w:pPr>
-        <w:pStyle w:val="Normal"/>
-        <w:bidi w:val="0"/>
-        <w:jc w:val="left"/>
-        <w:rPr/>
-      </w:pPr>
-      <w:r>
-        <w:rPr/>
-        <w:t>Но самый яркий случай — это катрен Х. Назара из стихотворения «Хакимлыҡта». Послушайте:</w:t>
-      </w:r>
-    </w:p>
-    <w:p>
-      <w:pPr>
-        <w:pStyle w:val="Normal"/>
-        <w:bidi w:val="0"/>
-        <w:jc w:val="left"/>
-        <w:rPr/>
-      </w:pPr>
-      <w:r>
-        <w:rPr/>
-      </w:r>
-    </w:p>
-    <w:p>
-      <w:pPr>
-        <w:pStyle w:val="Normal"/>
-        <w:bidi w:val="0"/>
-        <w:jc w:val="left"/>
-        <w:rPr/>
-      </w:pPr>
-      <w:r>
-        <w:rPr/>
-        <w:t>Там русский дух, Русью пахнет</w:t>
-      </w:r>
-    </w:p>
-    <w:p>
-      <w:pPr>
-        <w:pStyle w:val="Normal"/>
-        <w:bidi w:val="0"/>
-        <w:jc w:val="left"/>
-        <w:rPr/>
-      </w:pPr>
-      <w:r>
-        <w:rPr/>
-        <w:t>Был бар мөхитте баҫа.</w:t>
-      </w:r>
-    </w:p>
-    <w:p>
-      <w:pPr>
-        <w:pStyle w:val="Normal"/>
-        <w:bidi w:val="0"/>
-        <w:jc w:val="left"/>
-        <w:rPr/>
-      </w:pPr>
-      <w:r>
-        <w:rPr/>
-        <w:t>ҫтыртын ҡыҫым һәр саҡта</w:t>
-      </w:r>
-    </w:p>
-    <w:p>
-      <w:pPr>
-        <w:pStyle w:val="Normal"/>
-        <w:bidi w:val="0"/>
-        <w:jc w:val="left"/>
-        <w:rPr/>
-      </w:pPr>
-      <w:r>
-        <w:rPr/>
-        <w:t>Д</w:t>
-      </w:r>
-      <w:r>
-        <w:rPr/>
-        <w:t>уҫлыҡ артына боҫа.</w:t>
-      </w:r>
-    </w:p>
-    <w:p>
-      <w:pPr>
-        <w:pStyle w:val="Normal"/>
-        <w:bidi w:val="0"/>
-        <w:jc w:val="left"/>
-        <w:rPr/>
-      </w:pPr>
-      <w:r>
-        <w:rPr/>
-      </w:r>
-    </w:p>
-    <w:p>
-      <w:pPr>
-        <w:pStyle w:val="Normal"/>
-        <w:bidi w:val="0"/>
-        <w:jc w:val="left"/>
-        <w:rPr/>
-      </w:pPr>
-      <w:r>
-        <w:rPr>
-          <w:caps w:val="false"/>
-          <w:smallCaps w:val="false"/>
-          <w:color w:val="0F1115"/>
-          <w:spacing w:val="0"/>
-        </w:rPr>
-        <w:t>➡️ </w:t>
-      </w:r>
-      <w:r>
-        <w:rPr>
-          <w:rStyle w:val="Style13"/>
-          <w:rFonts w:ascii="quote-cjk-patch;Inter;system-ui;apple-system;BlinkMacSystemFont;Segoe UI;Roboto;Oxygen;Ubuntu;Cantarell;Open Sans;Helvetica Neue;sans-serif" w:hAnsi="quote-cjk-patch;Inter;system-ui;apple-system;BlinkMacSystemFont;Segoe UI;Roboto;Oxygen;Ubuntu;Cantarell;Open Sans;Helvetica Neue;sans-serif"/>
-          <w:b w:val="false"/>
-          <w:i w:val="false"/>
-          <w:caps w:val="false"/>
-          <w:smallCaps w:val="false"/>
-          <w:color w:val="0F1115"/>
-          <w:spacing w:val="0"/>
-          <w:sz w:val="24"/>
-        </w:rPr>
-        <w:t xml:space="preserve">Слайд 15 </w:t>
-      </w:r>
-      <w:r>
-        <w:rPr/>
-        <w:t>С точки зрения метрики этот катрен построен на правильном чередовании 8- и 7-сложников. При этом первая строка является почти дословной цитатой из «Руслана и Людмилы» Пушкина. Я подчёркиваю: почти дословной — потому что из оригинальной строки «Там русский дух, там Русью пахнет» изъято второе «там». И знаете, почему? Потому что в своём исходном виде оригинальный текст не умещался в необходимые 8 слогов. Он был изменён в угоду силлабическому размеру.</w:t>
-      </w:r>
-    </w:p>
-    <w:p>
-      <w:pPr>
-        <w:pStyle w:val="Normal"/>
-        <w:bidi w:val="0"/>
-        <w:jc w:val="left"/>
-        <w:rPr/>
-      </w:pPr>
-      <w:r>
-        <w:rPr/>
-      </w:r>
-    </w:p>
-    <w:p>
-      <w:pPr>
-        <w:pStyle w:val="Normal"/>
-        <w:bidi w:val="0"/>
-        <w:jc w:val="left"/>
-        <w:rPr/>
-      </w:pPr>
-      <w:r>
-        <w:rPr/>
-        <w:t>Это принципиальный момент. Не заимствованные части текста подчиняют себе функционирование матричного кода, а наоборот, матричный код деформирует иноязычные вкрапления, подгоняя их под требования своей системы стихосложения. Переключение кода на уровне языка не приводит к переключению кода на уровне стиха.</w:t>
-      </w:r>
-    </w:p>
-    <w:p>
-      <w:pPr>
-        <w:pStyle w:val="Normal"/>
-        <w:bidi w:val="0"/>
-        <w:jc w:val="left"/>
-        <w:rPr/>
-      </w:pPr>
-      <w:r>
-        <w:rPr/>
-      </w:r>
-    </w:p>
-    <w:p>
-      <w:pPr>
-        <w:pStyle w:val="2"/>
-        <w:bidi w:val="0"/>
-        <w:jc w:val="left"/>
-        <w:rPr/>
-      </w:pPr>
-      <w:r>
-        <w:rPr/>
-        <w:t>7. Выводы и обобщение</w:t>
-      </w:r>
-    </w:p>
-    <w:p>
-      <w:pPr>
-        <w:pStyle w:val="Normal"/>
-        <w:bidi w:val="0"/>
-        <w:jc w:val="left"/>
-        <w:rPr/>
-      </w:pPr>
-      <w:r>
-        <w:rPr/>
-      </w:r>
-    </w:p>
-    <w:p>
-      <w:pPr>
-        <w:pStyle w:val="Normal"/>
-        <w:bidi w:val="0"/>
-        <w:jc w:val="left"/>
-        <w:rPr/>
-      </w:pPr>
-      <w:r>
-        <w:rPr>
-          <w:caps w:val="false"/>
-          <w:smallCaps w:val="false"/>
-          <w:color w:val="0F1115"/>
-          <w:spacing w:val="0"/>
-        </w:rPr>
-        <w:t>➡️ </w:t>
-      </w:r>
-      <w:r>
-        <w:rPr>
-          <w:rStyle w:val="Style13"/>
-          <w:rFonts w:ascii="quote-cjk-patch;Inter;system-ui;apple-system;BlinkMacSystemFont;Segoe UI;Roboto;Oxygen;Ubuntu;Cantarell;Open Sans;Helvetica Neue;sans-serif" w:hAnsi="quote-cjk-patch;Inter;system-ui;apple-system;BlinkMacSystemFont;Segoe UI;Roboto;Oxygen;Ubuntu;Cantarell;Open Sans;Helvetica Neue;sans-serif"/>
-          <w:b w:val="false"/>
-          <w:i w:val="false"/>
-          <w:caps w:val="false"/>
-          <w:smallCaps w:val="false"/>
-          <w:color w:val="0F1115"/>
-          <w:spacing w:val="0"/>
-          <w:sz w:val="24"/>
-        </w:rPr>
-        <w:t xml:space="preserve">Слайд 16 </w:t>
-      </w:r>
-      <w:r>
-        <w:rPr/>
-        <w:t>Коллеги, позвольте мне подвести итог. Башкирский стих оказывается нечувствителен к инокультурному или иносистемному воздействию. По совокупности собранных сведений мы склонны считать тонизированные прочтения силлабических строк допустимой случайностью.</w:t>
-      </w:r>
-    </w:p>
-    <w:p>
-      <w:pPr>
-        <w:pStyle w:val="Normal"/>
-        <w:bidi w:val="0"/>
-        <w:jc w:val="left"/>
-        <w:rPr/>
-      </w:pPr>
-      <w:r>
-        <w:rPr/>
-      </w:r>
-    </w:p>
-    <w:p>
-      <w:pPr>
-        <w:pStyle w:val="Normal"/>
-        <w:bidi w:val="0"/>
-        <w:jc w:val="left"/>
-        <w:rPr/>
-      </w:pPr>
-      <w:r>
-        <w:rPr/>
-        <w:t>Такие случайности уже отмечались на заре тюркского стиховедения. Ещё Ф. Е. Корш писал: «Без сомнения случайно является 4-стопный ямб в таранической песне». Наши данные полностью подтверждают это наблюдение, но уже на материале башкирской поэзии.</w:t>
-      </w:r>
-    </w:p>
-    <w:p>
-      <w:pPr>
-        <w:pStyle w:val="Normal"/>
-        <w:bidi w:val="0"/>
-        <w:jc w:val="left"/>
-        <w:rPr/>
-      </w:pPr>
-      <w:r>
-        <w:rPr/>
-      </w:r>
-    </w:p>
-    <w:p>
-      <w:pPr>
-        <w:pStyle w:val="Normal"/>
-        <w:bidi w:val="0"/>
-        <w:jc w:val="left"/>
-        <w:rPr/>
-      </w:pPr>
-      <w:r>
-        <w:rPr/>
-        <w:t>Формы узун-кюй и кыска-кюй, как это очевидно из приведённых подсчётов, являются вполне самостоятельными метрическими образованиями и не опираются на культурный авторитет русской литературы. Собственно, такая обособленность башкирского стихосложения от прочих традиций прослеживалась нами и ранее. В § 4.3 мы видели, что тюркский аруз строится на маргинальных для персидского аруза размерах. В § 8.2 мы встречались с невосприимчивостью башкирской силлабики к распространённым формам западноевропейской силлабики. В этом же ряду находится и самодостаточность башкирского стиха в условиях сосуществования с русской силлабо-тоникой.</w:t>
-      </w:r>
-    </w:p>
-    <w:p>
-      <w:pPr>
-        <w:pStyle w:val="Normal"/>
-        <w:bidi w:val="0"/>
-        <w:jc w:val="left"/>
-        <w:rPr/>
-      </w:pPr>
-      <w:r>
-        <w:rPr/>
-      </w:r>
-    </w:p>
-    <w:p>
-      <w:pPr>
-        <w:pStyle w:val="Normal"/>
-        <w:bidi w:val="0"/>
-        <w:jc w:val="left"/>
-        <w:rPr/>
-      </w:pPr>
-      <w:r>
-        <w:rPr>
-          <w:caps w:val="false"/>
-          <w:smallCaps w:val="false"/>
-          <w:color w:val="0F1115"/>
-          <w:spacing w:val="0"/>
-        </w:rPr>
-        <w:t>➡️ </w:t>
-      </w:r>
-      <w:r>
-        <w:rPr>
-          <w:rStyle w:val="Style13"/>
-          <w:rFonts w:ascii="quote-cjk-patch;Inter;system-ui;apple-system;BlinkMacSystemFont;Segoe UI;Roboto;Oxygen;Ubuntu;Cantarell;Open Sans;Helvetica Neue;sans-serif" w:hAnsi="quote-cjk-patch;Inter;system-ui;apple-system;BlinkMacSystemFont;Segoe UI;Roboto;Oxygen;Ubuntu;Cantarell;Open Sans;Helvetica Neue;sans-serif"/>
-          <w:b w:val="false"/>
-          <w:i w:val="false"/>
-          <w:caps w:val="false"/>
-          <w:smallCaps w:val="false"/>
-          <w:color w:val="0F1115"/>
-          <w:spacing w:val="0"/>
-          <w:sz w:val="24"/>
-        </w:rPr>
-        <w:t xml:space="preserve">Слайд 17 </w:t>
-      </w:r>
-      <w:r>
-        <w:rPr/>
-        <w:t>Таким образом, мы можем констатировать: башкирская метрика демонстрирует удивительную устойчивость к внешним влияниям. Даже в условиях длительного двуязычия, массовых переводов, литературной учёбы в Москве, чтения русской классики в оригинале — системной тонизации не произошло. То, что мы наблюдаем, — это не заимствование, а статистическая случайность, обусловленная просодическими особенностями самого башкирского языка.</w:t>
-      </w:r>
-    </w:p>
-    <w:p>
-      <w:pPr>
-        <w:pStyle w:val="Normal"/>
-        <w:bidi w:val="0"/>
-        <w:jc w:val="left"/>
-        <w:rPr/>
-      </w:pPr>
-      <w:r>
-        <w:rPr/>
-      </w:r>
-    </w:p>
-    <w:p>
-      <w:pPr>
-        <w:pStyle w:val="Normal"/>
-        <w:bidi w:val="0"/>
-        <w:jc w:val="left"/>
-        <w:rPr/>
-      </w:pPr>
-      <w:r>
-        <w:rPr>
-          <w:caps w:val="false"/>
-          <w:smallCaps w:val="false"/>
-          <w:color w:val="0F1115"/>
-          <w:spacing w:val="0"/>
-        </w:rPr>
-        <w:t>➡️ </w:t>
-      </w:r>
-      <w:r>
-        <w:rPr>
-          <w:rStyle w:val="Style13"/>
-          <w:rFonts w:ascii="quote-cjk-patch;Inter;system-ui;apple-system;BlinkMacSystemFont;Segoe UI;Roboto;Oxygen;Ubuntu;Cantarell;Open Sans;Helvetica Neue;sans-serif" w:hAnsi="quote-cjk-patch;Inter;system-ui;apple-system;BlinkMacSystemFont;Segoe UI;Roboto;Oxygen;Ubuntu;Cantarell;Open Sans;Helvetica Neue;sans-serif"/>
-          <w:b w:val="false"/>
-          <w:i w:val="false"/>
-          <w:caps w:val="false"/>
-          <w:smallCaps w:val="false"/>
-          <w:color w:val="0F1115"/>
-          <w:spacing w:val="0"/>
-          <w:sz w:val="24"/>
-        </w:rPr>
-        <w:t>Слайд 1</w:t>
-      </w:r>
-      <w:r>
-        <w:rPr>
-          <w:rStyle w:val="Style13"/>
-          <w:rFonts w:ascii="quote-cjk-patch;Inter;system-ui;apple-system;BlinkMacSystemFont;Segoe UI;Roboto;Oxygen;Ubuntu;Cantarell;Open Sans;Helvetica Neue;sans-serif" w:hAnsi="quote-cjk-patch;Inter;system-ui;apple-system;BlinkMacSystemFont;Segoe UI;Roboto;Oxygen;Ubuntu;Cantarell;Open Sans;Helvetica Neue;sans-serif"/>
-          <w:b w:val="false"/>
-          <w:i w:val="false"/>
-          <w:caps w:val="false"/>
-          <w:smallCaps w:val="false"/>
-          <w:color w:val="0F1115"/>
-          <w:spacing w:val="0"/>
-          <w:sz w:val="24"/>
-        </w:rPr>
-        <w:t>8</w:t>
-      </w:r>
-      <w:r>
-        <w:rPr>
-          <w:rStyle w:val="Style13"/>
-          <w:rFonts w:ascii="quote-cjk-patch;Inter;system-ui;apple-system;BlinkMacSystemFont;Segoe UI;Roboto;Oxygen;Ubuntu;Cantarell;Open Sans;Helvetica Neue;sans-serif" w:hAnsi="quote-cjk-patch;Inter;system-ui;apple-system;BlinkMacSystemFont;Segoe UI;Roboto;Oxygen;Ubuntu;Cantarell;Open Sans;Helvetica Neue;sans-serif"/>
-          <w:b w:val="false"/>
-          <w:i w:val="false"/>
-          <w:caps w:val="false"/>
-          <w:smallCaps w:val="false"/>
-          <w:color w:val="0F1115"/>
-          <w:spacing w:val="0"/>
-          <w:sz w:val="24"/>
-        </w:rPr>
-        <w:t xml:space="preserve"> </w:t>
+        <w:t xml:space="preserve">Слайд 18 </w:t>
       </w:r>
       <w:r>
         <w:rPr/>
@@ -1649,6 +1917,7 @@
       <w:pgNumType w:fmt="decimal"/>
       <w:formProt w:val="false"/>
       <w:textDirection w:val="lrTb"/>
+      <w:docGrid w:type="default" w:linePitch="100" w:charSpace="0"/>
     </w:sectPr>
   </w:body>
 </w:document>
@@ -1669,10 +1938,10 @@
         </w:tabs>
         <w:ind w:left="0" w:hanging="0"/>
       </w:pPr>
+      <w:rPr/>
     </w:lvl>
     <w:lvl w:ilvl="1">
       <w:start w:val="1"/>
-      <w:pStyle w:val="2"/>
       <w:numFmt w:val="none"/>
       <w:suff w:val="nothing"/>
       <w:lvlText w:val=""/>
@@ -1683,6 +1952,7 @@
         </w:tabs>
         <w:ind w:left="0" w:hanging="0"/>
       </w:pPr>
+      <w:rPr/>
     </w:lvl>
     <w:lvl w:ilvl="2">
       <w:start w:val="1"/>
@@ -1696,6 +1966,7 @@
         </w:tabs>
         <w:ind w:left="0" w:hanging="0"/>
       </w:pPr>
+      <w:rPr/>
     </w:lvl>
     <w:lvl w:ilvl="3">
       <w:start w:val="1"/>
@@ -1709,6 +1980,7 @@
         </w:tabs>
         <w:ind w:left="0" w:hanging="0"/>
       </w:pPr>
+      <w:rPr/>
     </w:lvl>
     <w:lvl w:ilvl="4">
       <w:start w:val="1"/>
@@ -1722,6 +1994,7 @@
         </w:tabs>
         <w:ind w:left="0" w:hanging="0"/>
       </w:pPr>
+      <w:rPr/>
     </w:lvl>
     <w:lvl w:ilvl="5">
       <w:start w:val="1"/>
@@ -1735,6 +2008,7 @@
         </w:tabs>
         <w:ind w:left="0" w:hanging="0"/>
       </w:pPr>
+      <w:rPr/>
     </w:lvl>
     <w:lvl w:ilvl="6">
       <w:start w:val="1"/>
@@ -1748,6 +2022,7 @@
         </w:tabs>
         <w:ind w:left="0" w:hanging="0"/>
       </w:pPr>
+      <w:rPr/>
     </w:lvl>
     <w:lvl w:ilvl="7">
       <w:start w:val="1"/>
@@ -1761,6 +2036,7 @@
         </w:tabs>
         <w:ind w:left="0" w:hanging="0"/>
       </w:pPr>
+      <w:rPr/>
     </w:lvl>
     <w:lvl w:ilvl="8">
       <w:start w:val="1"/>
@@ -1774,10 +2050,133 @@
         </w:tabs>
         <w:ind w:left="0" w:hanging="0"/>
       </w:pPr>
+      <w:rPr/>
+    </w:lvl>
+  </w:abstractNum>
+  <w:abstractNum w:abstractNumId="2">
+    <w:lvl w:ilvl="0">
+      <w:start w:val="1"/>
+      <w:numFmt w:val="none"/>
+      <w:suff w:val="nothing"/>
+      <w:lvlText w:val=""/>
+      <w:lvlJc w:val="left"/>
+      <w:pPr>
+        <w:tabs>
+          <w:tab w:val="num" w:pos="0"/>
+        </w:tabs>
+        <w:ind w:left="0" w:hanging="0"/>
+      </w:pPr>
+    </w:lvl>
+    <w:lvl w:ilvl="1">
+      <w:start w:val="1"/>
+      <w:numFmt w:val="none"/>
+      <w:suff w:val="nothing"/>
+      <w:lvlText w:val=""/>
+      <w:lvlJc w:val="left"/>
+      <w:pPr>
+        <w:tabs>
+          <w:tab w:val="num" w:pos="0"/>
+        </w:tabs>
+        <w:ind w:left="0" w:hanging="0"/>
+      </w:pPr>
+    </w:lvl>
+    <w:lvl w:ilvl="2">
+      <w:start w:val="1"/>
+      <w:numFmt w:val="none"/>
+      <w:suff w:val="nothing"/>
+      <w:lvlText w:val=""/>
+      <w:lvlJc w:val="left"/>
+      <w:pPr>
+        <w:tabs>
+          <w:tab w:val="num" w:pos="0"/>
+        </w:tabs>
+        <w:ind w:left="0" w:hanging="0"/>
+      </w:pPr>
+    </w:lvl>
+    <w:lvl w:ilvl="3">
+      <w:start w:val="1"/>
+      <w:numFmt w:val="none"/>
+      <w:suff w:val="nothing"/>
+      <w:lvlText w:val=""/>
+      <w:lvlJc w:val="left"/>
+      <w:pPr>
+        <w:tabs>
+          <w:tab w:val="num" w:pos="0"/>
+        </w:tabs>
+        <w:ind w:left="0" w:hanging="0"/>
+      </w:pPr>
+    </w:lvl>
+    <w:lvl w:ilvl="4">
+      <w:start w:val="1"/>
+      <w:numFmt w:val="none"/>
+      <w:suff w:val="nothing"/>
+      <w:lvlText w:val=""/>
+      <w:lvlJc w:val="left"/>
+      <w:pPr>
+        <w:tabs>
+          <w:tab w:val="num" w:pos="0"/>
+        </w:tabs>
+        <w:ind w:left="0" w:hanging="0"/>
+      </w:pPr>
+    </w:lvl>
+    <w:lvl w:ilvl="5">
+      <w:start w:val="1"/>
+      <w:numFmt w:val="none"/>
+      <w:suff w:val="nothing"/>
+      <w:lvlText w:val=""/>
+      <w:lvlJc w:val="left"/>
+      <w:pPr>
+        <w:tabs>
+          <w:tab w:val="num" w:pos="0"/>
+        </w:tabs>
+        <w:ind w:left="0" w:hanging="0"/>
+      </w:pPr>
+    </w:lvl>
+    <w:lvl w:ilvl="6">
+      <w:start w:val="1"/>
+      <w:numFmt w:val="none"/>
+      <w:suff w:val="nothing"/>
+      <w:lvlText w:val=""/>
+      <w:lvlJc w:val="left"/>
+      <w:pPr>
+        <w:tabs>
+          <w:tab w:val="num" w:pos="0"/>
+        </w:tabs>
+        <w:ind w:left="0" w:hanging="0"/>
+      </w:pPr>
+    </w:lvl>
+    <w:lvl w:ilvl="7">
+      <w:start w:val="1"/>
+      <w:numFmt w:val="none"/>
+      <w:suff w:val="nothing"/>
+      <w:lvlText w:val=""/>
+      <w:lvlJc w:val="left"/>
+      <w:pPr>
+        <w:tabs>
+          <w:tab w:val="num" w:pos="0"/>
+        </w:tabs>
+        <w:ind w:left="0" w:hanging="0"/>
+      </w:pPr>
+    </w:lvl>
+    <w:lvl w:ilvl="8">
+      <w:start w:val="1"/>
+      <w:numFmt w:val="none"/>
+      <w:suff w:val="nothing"/>
+      <w:lvlText w:val=""/>
+      <w:lvlJc w:val="left"/>
+      <w:pPr>
+        <w:tabs>
+          <w:tab w:val="num" w:pos="0"/>
+        </w:tabs>
+        <w:ind w:left="0" w:hanging="0"/>
+      </w:pPr>
     </w:lvl>
   </w:abstractNum>
   <w:num w:numId="1">
     <w:abstractNumId w:val="1"/>
+  </w:num>
+  <w:num w:numId="2">
+    <w:abstractNumId w:val="2"/>
   </w:num>
 </w:numbering>
 </file>
@@ -1796,7 +2195,6 @@
     </w:rPrDefault>
     <w:pPrDefault>
       <w:pPr>
-        <w:widowControl/>
         <w:suppressAutoHyphens w:val="true"/>
       </w:pPr>
     </w:pPrDefault>
@@ -1806,7 +2204,10 @@
     <w:qFormat/>
     <w:pPr>
       <w:widowControl/>
+      <w:suppressAutoHyphens w:val="true"/>
       <w:bidi w:val="0"/>
+      <w:spacing w:before="0" w:after="0"/>
+      <w:jc w:val="left"/>
     </w:pPr>
     <w:rPr>
       <w:rFonts w:ascii="Liberation Serif" w:hAnsi="Liberation Serif" w:eastAsia="Noto Serif CJK SC" w:cs="Lohit Devanagari"/>
